--- a/data/cvs/cv_68_Amadeus_Senior_Sre_-_DevOps_H_F.docx
+++ b/data/cvs/cv_68_Amadeus_Senior_Sre_-_DevOps_H_F.docx
@@ -86,7 +86,7 @@
         <w:rPr>
           <w:sz w:val="20"/>
         </w:rPr>
-        <w:t>Full Stack Developer and AI engineer with a diverse skill set spanning the entire software development lifecycle. I have hands-on experience in building and maintaining full-stack applications, from Python backends and REST APIs to React frontends, with a focus on usability and scalability. My expertise extends to AI data work, including model evaluation, prompt engineering, and dataset structuring, as well as automation using tools like n8n and Playwright. Currently, I'm leading the development of production-ready systems at Copy Cat Group, integrating SAP APIs with internal systems and building AI-powered tender scraping pipelines.</w:t>
+        <w:t>Senior Full Stack Developer with a strong DevOps focus, currently building production systems at Copy Cat Group. I excel at integrating APIs and automating processes, with experience in SAP API integrations, credit control systems, and AI-powered tender scraping pipelines. My background includes full-stack development across Python, React, and Node.js, with a focus on scalable, responsive applications. I am adept at collaborating with cross-functional teams to deliver enterprise-level solutions.</w:t>
       </w:r>
     </w:p>
     <w:p>
@@ -119,7 +119,7 @@
         <w:rPr>
           <w:sz w:val="20"/>
         </w:rPr>
-        <w:t>Python, JavaScript, SQL, Bash</w:t>
+        <w:t>Python, JavaScript, SQL, Bash, HTML, CSS</w:t>
       </w:r>
     </w:p>
     <w:p>
@@ -155,7 +155,7 @@
         <w:rPr>
           <w:sz w:val="20"/>
         </w:rPr>
-        <w:t>PostgreSQL, MySQL, MongoDB</w:t>
+        <w:t>PostgreSQL, MySQL, MongoDB, SQLite</w:t>
       </w:r>
     </w:p>
     <w:p>
@@ -173,7 +173,7 @@
         <w:rPr>
           <w:sz w:val="20"/>
         </w:rPr>
-        <w:t>Pandas, Data Visualisation, Statistical Analysis</w:t>
+        <w:t>Pandas, NumPy, Data Visualisation, Statistical Analysis</w:t>
       </w:r>
     </w:p>
     <w:p>
@@ -191,7 +191,7 @@
         <w:rPr>
           <w:sz w:val="20"/>
         </w:rPr>
-        <w:t>Prompt Engineering, LLM Evaluation, Dataset Structuring, Gemini API, Groq API</w:t>
+        <w:t>Prompt Engineering, LLM Evaluation, Data Annotation, Dataset Structuring</w:t>
       </w:r>
     </w:p>
     <w:p>
@@ -209,7 +209,7 @@
         <w:rPr>
           <w:sz w:val="20"/>
         </w:rPr>
-        <w:t>n8n, Playwright, Web Scraping, APScheduler</w:t>
+        <w:t>n8n, Playwright, Web Scraping, REST APIs, APScheduler</w:t>
       </w:r>
     </w:p>
     <w:p>
@@ -227,7 +227,7 @@
         <w:rPr>
           <w:sz w:val="20"/>
         </w:rPr>
-        <w:t>Git, CI/CD, Docker, Oracle Cloud, Google Cloud Platform</w:t>
+        <w:t>Git, GitHub, CI/CD, Docker, Oracle Cloud, Google Cloud Platform</w:t>
       </w:r>
     </w:p>
     <w:p>
@@ -245,7 +245,7 @@
         <w:rPr>
           <w:sz w:val="20"/>
         </w:rPr>
-        <w:t>SRE, DevOps, API management, AWS, Developers Portal, application operations, application stack, databases, data stores, application links, virtual networks, service automation, change management</w:t>
+        <w:t>SRE, API management, AWS, Developers Portal, application operations, application stack, databases, data stores, application links, virtual networking, service automation, change management, release management, test processes</w:t>
       </w:r>
     </w:p>
     <w:p>
@@ -263,7 +263,7 @@
         <w:rPr>
           <w:sz w:val="20"/>
         </w:rPr>
-        <w:t>release management, test processes, problem management, incident management, collaboration, technical knowledge, functional knowledge, leadership, complex environments, critical systems, international environment, multisite environment, soft skills, diversity and inclusion</w:t>
+        <w:t>automation, problem management, incident management, technical knowledge, functional knowledge, collaboration, complex scenarios, transversal projects, process improvement, accountability, critical thinking, problem-solving, international environment, multisite environment</w:t>
       </w:r>
     </w:p>
     <w:p>
@@ -313,7 +313,7 @@
         <w:rPr>
           <w:sz w:val="20"/>
         </w:rPr>
-        <w:t>Leading the integration of SAP APIs with an internal Credit Control System, automating processes for OA and IT business units.</w:t>
+        <w:t>Integrating SAP APIs with an internal Credit Control System for automated OA and IT processes.</w:t>
       </w:r>
     </w:p>
     <w:p>
@@ -325,7 +325,7 @@
         <w:rPr>
           <w:sz w:val="20"/>
         </w:rPr>
-        <w:t>Designing and implementing an AI-powered tender scraping pipeline to automate tender discovery and processing.</w:t>
+        <w:t>Authoring System Design Documents (SDDs) for Application, Data, Integration, and Security Architecture.</w:t>
       </w:r>
     </w:p>
     <w:p>
@@ -337,7 +337,7 @@
         <w:rPr>
           <w:sz w:val="20"/>
         </w:rPr>
-        <w:t>Authoring comprehensive System Design Documents (SDDs) and Business Requirements Documents (BRDs) to guide project development.</w:t>
+        <w:t>Building an AI-powered tender scraping pipeline to automate tender discovery and processing.</w:t>
       </w:r>
     </w:p>
     <w:p>
@@ -349,19 +349,7 @@
         <w:rPr>
           <w:sz w:val="20"/>
         </w:rPr>
-        <w:t>Developing and maintaining full-stack applications, ensuring usability, accessibility, and responsiveness across devices.</w:t>
-      </w:r>
-    </w:p>
-    <w:p>
-      <w:pPr>
-        <w:pStyle w:val="ListBullet"/>
-        <w:spacing w:before="0" w:after="20"/>
-      </w:pPr>
-      <w:r>
-        <w:rPr>
-          <w:sz w:val="20"/>
-        </w:rPr>
-        <w:t>Collaborating with cross-functional teams to integrate APIs and customer-facing systems, supporting enterprise clients in banking and retail.</w:t>
+        <w:t>Developing full-stack applications with Python backends, REST APIs, and React frontends.</w:t>
       </w:r>
     </w:p>
     <w:p>
@@ -396,7 +384,7 @@
         <w:rPr>
           <w:sz w:val="20"/>
         </w:rPr>
-        <w:t>Generated accurate captions for multimodal datasets, improving model accuracy through categorisation, bounding, and validation.</w:t>
+        <w:t>Generating difference-based captions for multimodal datasets, improving model accuracy.</w:t>
       </w:r>
     </w:p>
     <w:p>
@@ -431,7 +419,7 @@
         <w:rPr>
           <w:sz w:val="20"/>
         </w:rPr>
-        <w:t>Built and delivered full-stack solutions for diverse clients, including UI components, API optimisation, and CMS-based websites.</w:t>
+        <w:t>Building scalable full-stack solutions for U.S. clients, including UI components and API optimisation.</w:t>
       </w:r>
     </w:p>
     <w:p>
@@ -466,7 +454,7 @@
         <w:rPr>
           <w:sz w:val="20"/>
         </w:rPr>
-        <w:t>Performed intent detection, slot tagging, and utterance verification for health and agriculture AI systems, ensuring high-quality training data.</w:t>
+        <w:t>Performing intent detection and utterance verification for health and agriculture AI systems.</w:t>
       </w:r>
     </w:p>
     <w:p>
